--- a/hermes/word/2026-06-07-0825-aigw-tech-deepdive-article-v2.docx
+++ b/hermes/word/2026-06-07-0825-aigw-tech-deepdive-article-v2.docx
@@ -72,19 +72,6 @@
           <w:bCs/>
           <w:b/>
         </w:rPr>
-        <w:t xml:space="preserve">版次</w:t>
-      </w:r>
-      <w:r>
-        <w:t xml:space="preserve">:第 2 版(含 Apache APISIX 3.16 对比)</w:t>
-      </w:r>
-      <w:r>
-        <w:t xml:space="preserve"> </w:t>
-      </w:r>
-      <w:r>
-        <w:rPr>
-          <w:bCs/>
-          <w:b/>
-        </w:rPr>
         <w:t xml:space="preserve">预计阅读时长</w:t>
       </w:r>
       <w:r>
@@ -54622,48 +54609,6 @@
       </w:r>
       <w:r>
         <w:t xml:space="preserve">— Higress v2.2.2 发版追踪</w:t>
-      </w:r>
-      <w:r>
-        <w:t xml:space="preserve"> </w:t>
-      </w:r>
-      <w:r>
-        <w:t xml:space="preserve">-</w:t>
-      </w:r>
-      <w:r>
-        <w:t xml:space="preserve"> </w:t>
-      </w:r>
-      <w:r>
-        <w:rPr>
-          <w:rStyle w:val="VerbatimChar"/>
-        </w:rPr>
-        <w:t xml:space="preserve">2026-06-05-1658-aigw-tech-deepdive-article.md</w:t>
-      </w:r>
-      <w:r>
-        <w:t xml:space="preserve"> </w:t>
-      </w:r>
-      <w:r>
-        <w:t xml:space="preserve">— 本文初版(12 章节 4 款实现)</w:t>
-      </w:r>
-      <w:r>
-        <w:t xml:space="preserve"> </w:t>
-      </w:r>
-      <w:r>
-        <w:t xml:space="preserve">-</w:t>
-      </w:r>
-      <w:r>
-        <w:t xml:space="preserve"> </w:t>
-      </w:r>
-      <w:r>
-        <w:rPr>
-          <w:rStyle w:val="VerbatimChar"/>
-        </w:rPr>
-        <w:t xml:space="preserve">2026-06-07-0825-aigw-tech-deepdive-article-v2.md</w:t>
-      </w:r>
-      <w:r>
-        <w:t xml:space="preserve"> </w:t>
-      </w:r>
-      <w:r>
-        <w:t xml:space="preserve">— 本文当前版(12 章节 5 款实现 + APISIX)</w:t>
       </w:r>
     </w:p>
     <w:p>
